--- a/report.docx
+++ b/report.docx
@@ -5,39 +5,793 @@
     <w:p>
       <w:pPr>
         <w:pStyle w:val="Title"/>
+        <w:spacing w:after="300"/>
         <w:jc w:val="center"/>
       </w:pPr>
       <w:r>
-        <w:t xml:space="preserve">School Clinic Report</w:t>
-      </w:r>
-    </w:p>
-    <w:p>
-      <w:pPr>
-        <w:spacing w:after="400"/>
-        <w:jc w:val="center"/>
+        <w:t xml:space="preserve">SCHOOL CLINIC MONTHLY REPORT</w:t>
+      </w:r>
+    </w:p>
+    <w:p>
+      <w:pPr>
+        <w:spacing w:after="100"/>
+      </w:pPr>
+      <w:r>
+        <w:rPr>
+          <w:b/>
+          <w:bCs/>
+        </w:rPr>
+        <w:t xml:space="preserve">School: </w:t>
+      </w:r>
+      <w:r>
+        <w:t xml:space="preserve">____________________________</w:t>
+      </w:r>
+    </w:p>
+    <w:p>
+      <w:pPr>
+        <w:spacing w:after="100"/>
+      </w:pPr>
+      <w:r>
+        <w:rPr>
+          <w:b/>
+          <w:bCs/>
+        </w:rPr>
+        <w:t xml:space="preserve">School Clinic: </w:t>
+      </w:r>
+      <w:r>
+        <w:t xml:space="preserve">____________________________</w:t>
+      </w:r>
+    </w:p>
+    <w:p>
+      <w:pPr>
+        <w:spacing w:after="100"/>
+      </w:pPr>
+      <w:r>
+        <w:rPr>
+          <w:b/>
+          <w:bCs/>
+        </w:rPr>
+        <w:t xml:space="preserve">Month &amp; Year: </w:t>
+      </w:r>
+      <w:r>
+        <w:t xml:space="preserve">June 2026</w:t>
+      </w:r>
+    </w:p>
+    <w:p>
+      <w:pPr>
+        <w:spacing w:after="100"/>
+      </w:pPr>
+      <w:r>
+        <w:rPr>
+          <w:b/>
+          <w:bCs/>
+        </w:rPr>
+        <w:t xml:space="preserve">Prepared by: </w:t>
+      </w:r>
+      <w:r>
+        <w:t xml:space="preserve">____________________________</w:t>
+      </w:r>
+    </w:p>
+    <w:p>
+      <w:pPr>
+        <w:spacing w:after="100"/>
+      </w:pPr>
+      <w:r>
+        <w:rPr>
+          <w:b/>
+          <w:bCs/>
+        </w:rPr>
+        <w:t xml:space="preserve">Position: </w:t>
+      </w:r>
+      <w:r>
+        <w:t xml:space="preserve">School Nurse/Clinic Staff</w:t>
+      </w:r>
+    </w:p>
+    <w:p>
+      <w:pPr>
+        <w:spacing w:after="100"/>
+      </w:pPr>
+      <w:r>
+        <w:rPr>
+          <w:b/>
+          <w:bCs/>
+        </w:rPr>
+        <w:t xml:space="preserve">Date Submitted: </w:t>
+      </w:r>
+      <w:r>
+        <w:t xml:space="preserve">____________________________</w:t>
+      </w:r>
+    </w:p>
+    <w:p>
+      <w:pPr>
+        <w:pStyle w:val="Heading2"/>
+        <w:spacing w:after="150" w:before="300"/>
+      </w:pPr>
+      <w:r>
+        <w:t xml:space="preserve">I. Executive Summary</w:t>
+      </w:r>
+    </w:p>
+    <w:p>
+      <w:pPr>
+        <w:spacing w:after="200"/>
+      </w:pPr>
+      <w:r>
+        <w:t xml:space="preserve">This report presents the activities and services provided by the school clinic for June 2026. A total of 2 student visits were recorded during this period. 1 medicine item is currently running low and may require restocking.</w:t>
+      </w:r>
+    </w:p>
+    <w:p>
+      <w:pPr>
+        <w:pStyle w:val="Heading2"/>
+        <w:spacing w:after="150" w:before="300"/>
+      </w:pPr>
+      <w:r>
+        <w:t xml:space="preserve">II. Clinic Attendance</w:t>
+      </w:r>
+    </w:p>
+    <w:tbl>
+      <w:tblPr>
+        <w:tblW w:type="pct" w:w="100%"/>
+        <w:tblBorders>
+          <w:top w:val="single" w:color="auto" w:sz="4"/>
+          <w:left w:val="single" w:color="auto" w:sz="4"/>
+          <w:bottom w:val="single" w:color="auto" w:sz="4"/>
+          <w:right w:val="single" w:color="auto" w:sz="4"/>
+          <w:insideH w:val="single" w:color="auto" w:sz="4"/>
+          <w:insideV w:val="single" w:color="auto" w:sz="4"/>
+        </w:tblBorders>
+      </w:tblPr>
+      <w:tblGrid>
+        <w:gridCol w:w="100"/>
+        <w:gridCol w:w="100"/>
+        <w:gridCol w:w="100"/>
+        <w:gridCol w:w="100"/>
+      </w:tblGrid>
+      <w:tr>
+        <w:tc>
+          <w:tcPr>
+            <w:tcBorders>
+              <w:top w:val="single" w:color="999999" w:sz="1"/>
+              <w:left w:val="single" w:color="999999" w:sz="1"/>
+              <w:bottom w:val="single" w:color="999999" w:sz="1"/>
+              <w:right w:val="single" w:color="999999" w:sz="1"/>
+            </w:tcBorders>
+          </w:tcPr>
+          <w:p>
+            <w:r>
+              <w:rPr>
+                <w:b/>
+                <w:bCs/>
+              </w:rPr>
+              <w:t xml:space="preserve">Category</w:t>
+            </w:r>
+          </w:p>
+        </w:tc>
+        <w:tc>
+          <w:tcPr>
+            <w:tcBorders>
+              <w:top w:val="single" w:color="999999" w:sz="1"/>
+              <w:left w:val="single" w:color="999999" w:sz="1"/>
+              <w:bottom w:val="single" w:color="999999" w:sz="1"/>
+              <w:right w:val="single" w:color="999999" w:sz="1"/>
+            </w:tcBorders>
+          </w:tcPr>
+          <w:p>
+            <w:r>
+              <w:rPr>
+                <w:b/>
+                <w:bCs/>
+              </w:rPr>
+              <w:t xml:space="preserve">Male</w:t>
+            </w:r>
+          </w:p>
+        </w:tc>
+        <w:tc>
+          <w:tcPr>
+            <w:tcBorders>
+              <w:top w:val="single" w:color="999999" w:sz="1"/>
+              <w:left w:val="single" w:color="999999" w:sz="1"/>
+              <w:bottom w:val="single" w:color="999999" w:sz="1"/>
+              <w:right w:val="single" w:color="999999" w:sz="1"/>
+            </w:tcBorders>
+          </w:tcPr>
+          <w:p>
+            <w:r>
+              <w:rPr>
+                <w:b/>
+                <w:bCs/>
+              </w:rPr>
+              <w:t xml:space="preserve">Female</w:t>
+            </w:r>
+          </w:p>
+        </w:tc>
+        <w:tc>
+          <w:tcPr>
+            <w:tcBorders>
+              <w:top w:val="single" w:color="999999" w:sz="1"/>
+              <w:left w:val="single" w:color="999999" w:sz="1"/>
+              <w:bottom w:val="single" w:color="999999" w:sz="1"/>
+              <w:right w:val="single" w:color="999999" w:sz="1"/>
+            </w:tcBorders>
+          </w:tcPr>
+          <w:p>
+            <w:r>
+              <w:rPr>
+                <w:b/>
+                <w:bCs/>
+              </w:rPr>
+              <w:t xml:space="preserve">Total</w:t>
+            </w:r>
+          </w:p>
+        </w:tc>
+      </w:tr>
+      <w:tr>
+        <w:tc>
+          <w:tcPr>
+            <w:tcBorders>
+              <w:top w:val="single" w:color="999999" w:sz="1"/>
+              <w:left w:val="single" w:color="999999" w:sz="1"/>
+              <w:bottom w:val="single" w:color="999999" w:sz="1"/>
+              <w:right w:val="single" w:color="999999" w:sz="1"/>
+            </w:tcBorders>
+          </w:tcPr>
+          <w:p>
+            <w:pPr>
+              <w:jc w:val="left"/>
+            </w:pPr>
+            <w:r>
+              <w:t xml:space="preserve">Students</w:t>
+            </w:r>
+          </w:p>
+        </w:tc>
+        <w:tc>
+          <w:tcPr>
+            <w:tcBorders>
+              <w:top w:val="single" w:color="999999" w:sz="1"/>
+              <w:left w:val="single" w:color="999999" w:sz="1"/>
+              <w:bottom w:val="single" w:color="999999" w:sz="1"/>
+              <w:right w:val="single" w:color="999999" w:sz="1"/>
+            </w:tcBorders>
+          </w:tcPr>
+          <w:p>
+            <w:pPr>
+              <w:jc w:val="right"/>
+            </w:pPr>
+            <w:r>
+              <w:t xml:space="preserve">0</w:t>
+            </w:r>
+          </w:p>
+        </w:tc>
+        <w:tc>
+          <w:tcPr>
+            <w:tcBorders>
+              <w:top w:val="single" w:color="999999" w:sz="1"/>
+              <w:left w:val="single" w:color="999999" w:sz="1"/>
+              <w:bottom w:val="single" w:color="999999" w:sz="1"/>
+              <w:right w:val="single" w:color="999999" w:sz="1"/>
+            </w:tcBorders>
+          </w:tcPr>
+          <w:p>
+            <w:pPr>
+              <w:jc w:val="right"/>
+            </w:pPr>
+            <w:r>
+              <w:t xml:space="preserve">0</w:t>
+            </w:r>
+          </w:p>
+        </w:tc>
+        <w:tc>
+          <w:tcPr>
+            <w:tcBorders>
+              <w:top w:val="single" w:color="999999" w:sz="1"/>
+              <w:left w:val="single" w:color="999999" w:sz="1"/>
+              <w:bottom w:val="single" w:color="999999" w:sz="1"/>
+              <w:right w:val="single" w:color="999999" w:sz="1"/>
+            </w:tcBorders>
+          </w:tcPr>
+          <w:p>
+            <w:pPr>
+              <w:jc w:val="right"/>
+            </w:pPr>
+            <w:r>
+              <w:t xml:space="preserve">2</w:t>
+            </w:r>
+          </w:p>
+        </w:tc>
+      </w:tr>
+      <w:tr>
+        <w:tc>
+          <w:tcPr>
+            <w:tcBorders>
+              <w:top w:val="single" w:color="999999" w:sz="1"/>
+              <w:left w:val="single" w:color="999999" w:sz="1"/>
+              <w:bottom w:val="single" w:color="999999" w:sz="1"/>
+              <w:right w:val="single" w:color="999999" w:sz="1"/>
+            </w:tcBorders>
+          </w:tcPr>
+          <w:p>
+            <w:pPr>
+              <w:jc w:val="left"/>
+            </w:pPr>
+            <w:r>
+              <w:t xml:space="preserve">Teaching Staff</w:t>
+            </w:r>
+          </w:p>
+        </w:tc>
+        <w:tc>
+          <w:tcPr>
+            <w:tcBorders>
+              <w:top w:val="single" w:color="999999" w:sz="1"/>
+              <w:left w:val="single" w:color="999999" w:sz="1"/>
+              <w:bottom w:val="single" w:color="999999" w:sz="1"/>
+              <w:right w:val="single" w:color="999999" w:sz="1"/>
+            </w:tcBorders>
+          </w:tcPr>
+          <w:p>
+            <w:pPr>
+              <w:jc w:val="right"/>
+            </w:pPr>
+            <w:r>
+              <w:t xml:space="preserve">N/A - not tracked</w:t>
+            </w:r>
+          </w:p>
+        </w:tc>
+        <w:tc>
+          <w:tcPr>
+            <w:tcBorders>
+              <w:top w:val="single" w:color="999999" w:sz="1"/>
+              <w:left w:val="single" w:color="999999" w:sz="1"/>
+              <w:bottom w:val="single" w:color="999999" w:sz="1"/>
+              <w:right w:val="single" w:color="999999" w:sz="1"/>
+            </w:tcBorders>
+          </w:tcPr>
+          <w:p>
+            <w:pPr>
+              <w:jc w:val="right"/>
+            </w:pPr>
+            <w:r>
+              <w:t xml:space="preserve">N/A</w:t>
+            </w:r>
+          </w:p>
+        </w:tc>
+        <w:tc>
+          <w:tcPr>
+            <w:tcBorders>
+              <w:top w:val="single" w:color="999999" w:sz="1"/>
+              <w:left w:val="single" w:color="999999" w:sz="1"/>
+              <w:bottom w:val="single" w:color="999999" w:sz="1"/>
+              <w:right w:val="single" w:color="999999" w:sz="1"/>
+            </w:tcBorders>
+          </w:tcPr>
+          <w:p>
+            <w:pPr>
+              <w:jc w:val="right"/>
+            </w:pPr>
+            <w:r>
+              <w:t xml:space="preserve">N/A</w:t>
+            </w:r>
+          </w:p>
+        </w:tc>
+      </w:tr>
+      <w:tr>
+        <w:tc>
+          <w:tcPr>
+            <w:tcBorders>
+              <w:top w:val="single" w:color="999999" w:sz="1"/>
+              <w:left w:val="single" w:color="999999" w:sz="1"/>
+              <w:bottom w:val="single" w:color="999999" w:sz="1"/>
+              <w:right w:val="single" w:color="999999" w:sz="1"/>
+            </w:tcBorders>
+          </w:tcPr>
+          <w:p>
+            <w:pPr>
+              <w:jc w:val="left"/>
+            </w:pPr>
+            <w:r>
+              <w:t xml:space="preserve">Non-Teaching Staff</w:t>
+            </w:r>
+          </w:p>
+        </w:tc>
+        <w:tc>
+          <w:tcPr>
+            <w:tcBorders>
+              <w:top w:val="single" w:color="999999" w:sz="1"/>
+              <w:left w:val="single" w:color="999999" w:sz="1"/>
+              <w:bottom w:val="single" w:color="999999" w:sz="1"/>
+              <w:right w:val="single" w:color="999999" w:sz="1"/>
+            </w:tcBorders>
+          </w:tcPr>
+          <w:p>
+            <w:pPr>
+              <w:jc w:val="right"/>
+            </w:pPr>
+            <w:r>
+              <w:t xml:space="preserve">N/A - not tracked</w:t>
+            </w:r>
+          </w:p>
+        </w:tc>
+        <w:tc>
+          <w:tcPr>
+            <w:tcBorders>
+              <w:top w:val="single" w:color="999999" w:sz="1"/>
+              <w:left w:val="single" w:color="999999" w:sz="1"/>
+              <w:bottom w:val="single" w:color="999999" w:sz="1"/>
+              <w:right w:val="single" w:color="999999" w:sz="1"/>
+            </w:tcBorders>
+          </w:tcPr>
+          <w:p>
+            <w:pPr>
+              <w:jc w:val="right"/>
+            </w:pPr>
+            <w:r>
+              <w:t xml:space="preserve">N/A</w:t>
+            </w:r>
+          </w:p>
+        </w:tc>
+        <w:tc>
+          <w:tcPr>
+            <w:tcBorders>
+              <w:top w:val="single" w:color="999999" w:sz="1"/>
+              <w:left w:val="single" w:color="999999" w:sz="1"/>
+              <w:bottom w:val="single" w:color="999999" w:sz="1"/>
+              <w:right w:val="single" w:color="999999" w:sz="1"/>
+            </w:tcBorders>
+          </w:tcPr>
+          <w:p>
+            <w:pPr>
+              <w:jc w:val="right"/>
+            </w:pPr>
+            <w:r>
+              <w:t xml:space="preserve">N/A</w:t>
+            </w:r>
+          </w:p>
+        </w:tc>
+      </w:tr>
+      <w:tr>
+        <w:tc>
+          <w:tcPr>
+            <w:tcBorders>
+              <w:top w:val="single" w:color="999999" w:sz="1"/>
+              <w:left w:val="single" w:color="999999" w:sz="1"/>
+              <w:bottom w:val="single" w:color="999999" w:sz="1"/>
+              <w:right w:val="single" w:color="999999" w:sz="1"/>
+            </w:tcBorders>
+          </w:tcPr>
+          <w:p>
+            <w:r>
+              <w:rPr>
+                <w:b/>
+                <w:bCs/>
+              </w:rPr>
+              <w:t xml:space="preserve">Total Patients</w:t>
+            </w:r>
+          </w:p>
+        </w:tc>
+        <w:tc>
+          <w:tcPr>
+            <w:tcBorders>
+              <w:top w:val="single" w:color="999999" w:sz="1"/>
+              <w:left w:val="single" w:color="999999" w:sz="1"/>
+              <w:bottom w:val="single" w:color="999999" w:sz="1"/>
+              <w:right w:val="single" w:color="999999" w:sz="1"/>
+            </w:tcBorders>
+          </w:tcPr>
+          <w:p>
+            <w:r>
+              <w:rPr>
+                <w:b/>
+                <w:bCs/>
+              </w:rPr>
+              <w:t xml:space="preserve">0</w:t>
+            </w:r>
+          </w:p>
+        </w:tc>
+        <w:tc>
+          <w:tcPr>
+            <w:tcBorders>
+              <w:top w:val="single" w:color="999999" w:sz="1"/>
+              <w:left w:val="single" w:color="999999" w:sz="1"/>
+              <w:bottom w:val="single" w:color="999999" w:sz="1"/>
+              <w:right w:val="single" w:color="999999" w:sz="1"/>
+            </w:tcBorders>
+          </w:tcPr>
+          <w:p>
+            <w:r>
+              <w:rPr>
+                <w:b/>
+                <w:bCs/>
+              </w:rPr>
+              <w:t xml:space="preserve">0</w:t>
+            </w:r>
+          </w:p>
+        </w:tc>
+        <w:tc>
+          <w:tcPr>
+            <w:tcBorders>
+              <w:top w:val="single" w:color="999999" w:sz="1"/>
+              <w:left w:val="single" w:color="999999" w:sz="1"/>
+              <w:bottom w:val="single" w:color="999999" w:sz="1"/>
+              <w:right w:val="single" w:color="999999" w:sz="1"/>
+            </w:tcBorders>
+          </w:tcPr>
+          <w:p>
+            <w:r>
+              <w:rPr>
+                <w:b/>
+                <w:bCs/>
+              </w:rPr>
+              <w:t xml:space="preserve">2</w:t>
+            </w:r>
+          </w:p>
+        </w:tc>
+      </w:tr>
+    </w:tbl>
+    <w:p>
+      <w:pPr>
+        <w:pStyle w:val="Heading2"/>
+        <w:spacing w:after="150" w:before="300"/>
+      </w:pPr>
+      <w:r>
+        <w:t xml:space="preserve">III. Common Reasons for Clinic Visits</w:t>
+      </w:r>
+    </w:p>
+    <w:tbl>
+      <w:tblPr>
+        <w:tblW w:type="pct" w:w="100%"/>
+        <w:tblBorders>
+          <w:top w:val="single" w:color="auto" w:sz="4"/>
+          <w:left w:val="single" w:color="auto" w:sz="4"/>
+          <w:bottom w:val="single" w:color="auto" w:sz="4"/>
+          <w:right w:val="single" w:color="auto" w:sz="4"/>
+          <w:insideH w:val="single" w:color="auto" w:sz="4"/>
+          <w:insideV w:val="single" w:color="auto" w:sz="4"/>
+        </w:tblBorders>
+      </w:tblPr>
+      <w:tblGrid>
+        <w:gridCol w:w="100"/>
+        <w:gridCol w:w="100"/>
+      </w:tblGrid>
+      <w:tr>
+        <w:tc>
+          <w:tcPr>
+            <w:tcBorders>
+              <w:top w:val="single" w:color="999999" w:sz="1"/>
+              <w:left w:val="single" w:color="999999" w:sz="1"/>
+              <w:bottom w:val="single" w:color="999999" w:sz="1"/>
+              <w:right w:val="single" w:color="999999" w:sz="1"/>
+            </w:tcBorders>
+          </w:tcPr>
+          <w:p>
+            <w:r>
+              <w:rPr>
+                <w:b/>
+                <w:bCs/>
+              </w:rPr>
+              <w:t xml:space="preserve">Illness/Injury</w:t>
+            </w:r>
+          </w:p>
+        </w:tc>
+        <w:tc>
+          <w:tcPr>
+            <w:tcBorders>
+              <w:top w:val="single" w:color="999999" w:sz="1"/>
+              <w:left w:val="single" w:color="999999" w:sz="1"/>
+              <w:bottom w:val="single" w:color="999999" w:sz="1"/>
+              <w:right w:val="single" w:color="999999" w:sz="1"/>
+            </w:tcBorders>
+          </w:tcPr>
+          <w:p>
+            <w:r>
+              <w:rPr>
+                <w:b/>
+                <w:bCs/>
+              </w:rPr>
+              <w:t xml:space="preserve">Number of Cases</w:t>
+            </w:r>
+          </w:p>
+        </w:tc>
+      </w:tr>
+      <w:tr>
+        <w:tc>
+          <w:tcPr>
+            <w:tcBorders>
+              <w:top w:val="single" w:color="999999" w:sz="1"/>
+              <w:left w:val="single" w:color="999999" w:sz="1"/>
+              <w:bottom w:val="single" w:color="999999" w:sz="1"/>
+              <w:right w:val="single" w:color="999999" w:sz="1"/>
+            </w:tcBorders>
+          </w:tcPr>
+          <w:p>
+            <w:pPr>
+              <w:jc w:val="left"/>
+            </w:pPr>
+            <w:r>
+              <w:t xml:space="preserve">Headache and mild fever</w:t>
+            </w:r>
+          </w:p>
+        </w:tc>
+        <w:tc>
+          <w:tcPr>
+            <w:tcBorders>
+              <w:top w:val="single" w:color="999999" w:sz="1"/>
+              <w:left w:val="single" w:color="999999" w:sz="1"/>
+              <w:bottom w:val="single" w:color="999999" w:sz="1"/>
+              <w:right w:val="single" w:color="999999" w:sz="1"/>
+            </w:tcBorders>
+          </w:tcPr>
+          <w:p>
+            <w:pPr>
+              <w:jc w:val="right"/>
+            </w:pPr>
+            <w:r>
+              <w:t xml:space="preserve">2</w:t>
+            </w:r>
+          </w:p>
+        </w:tc>
+      </w:tr>
+    </w:tbl>
+    <w:p>
+      <w:pPr>
+        <w:pStyle w:val="Heading2"/>
+        <w:spacing w:after="150" w:before="300"/>
+      </w:pPr>
+      <w:r>
+        <w:t xml:space="preserve">IV. Medicines and Supplies Dispensed</w:t>
+      </w:r>
+    </w:p>
+    <w:p>
+      <w:pPr>
+        <w:spacing w:after="150"/>
       </w:pPr>
       <w:r>
         <w:rPr>
           <w:i/>
           <w:iCs/>
-        </w:rPr>
-        <w:t xml:space="preserve">June 2026</w:t>
-      </w:r>
-    </w:p>
-    <w:p>
-      <w:pPr>
-        <w:spacing w:after="300"/>
-      </w:pPr>
-      <w:r>
-        <w:t xml:space="preserve">This report summarizes school clinic activity for the period of June 2026, covering patient registrations, clinic visits, medical records, appointments, and medicine inventory status.</w:t>
-      </w:r>
-    </w:p>
+          <w:sz w:val="18"/>
+          <w:szCs w:val="18"/>
+        </w:rPr>
+        <w:t xml:space="preserve">Note: this system tracks current stock levels, not a historical dispensing log, so "Quantity Used" is not available and is marked accordingly below.</w:t>
+      </w:r>
+    </w:p>
+    <w:tbl>
+      <w:tblPr>
+        <w:tblW w:type="pct" w:w="100%"/>
+        <w:tblBorders>
+          <w:top w:val="single" w:color="auto" w:sz="4"/>
+          <w:left w:val="single" w:color="auto" w:sz="4"/>
+          <w:bottom w:val="single" w:color="auto" w:sz="4"/>
+          <w:right w:val="single" w:color="auto" w:sz="4"/>
+          <w:insideH w:val="single" w:color="auto" w:sz="4"/>
+          <w:insideV w:val="single" w:color="auto" w:sz="4"/>
+        </w:tblBorders>
+      </w:tblPr>
+      <w:tblGrid>
+        <w:gridCol w:w="100"/>
+        <w:gridCol w:w="100"/>
+        <w:gridCol w:w="100"/>
+      </w:tblGrid>
+      <w:tr>
+        <w:tc>
+          <w:tcPr>
+            <w:tcBorders>
+              <w:top w:val="single" w:color="999999" w:sz="1"/>
+              <w:left w:val="single" w:color="999999" w:sz="1"/>
+              <w:bottom w:val="single" w:color="999999" w:sz="1"/>
+              <w:right w:val="single" w:color="999999" w:sz="1"/>
+            </w:tcBorders>
+          </w:tcPr>
+          <w:p>
+            <w:r>
+              <w:rPr>
+                <w:b/>
+                <w:bCs/>
+              </w:rPr>
+              <w:t xml:space="preserve">Medicine/Supply</w:t>
+            </w:r>
+          </w:p>
+        </w:tc>
+        <w:tc>
+          <w:tcPr>
+            <w:tcBorders>
+              <w:top w:val="single" w:color="999999" w:sz="1"/>
+              <w:left w:val="single" w:color="999999" w:sz="1"/>
+              <w:bottom w:val="single" w:color="999999" w:sz="1"/>
+              <w:right w:val="single" w:color="999999" w:sz="1"/>
+            </w:tcBorders>
+          </w:tcPr>
+          <w:p>
+            <w:r>
+              <w:rPr>
+                <w:b/>
+                <w:bCs/>
+              </w:rPr>
+              <w:t xml:space="preserve">Quantity Used</w:t>
+            </w:r>
+          </w:p>
+        </w:tc>
+        <w:tc>
+          <w:tcPr>
+            <w:tcBorders>
+              <w:top w:val="single" w:color="999999" w:sz="1"/>
+              <w:left w:val="single" w:color="999999" w:sz="1"/>
+              <w:bottom w:val="single" w:color="999999" w:sz="1"/>
+              <w:right w:val="single" w:color="999999" w:sz="1"/>
+            </w:tcBorders>
+          </w:tcPr>
+          <w:p>
+            <w:r>
+              <w:rPr>
+                <w:b/>
+                <w:bCs/>
+              </w:rPr>
+              <w:t xml:space="preserve">Remaining Stock</w:t>
+            </w:r>
+          </w:p>
+        </w:tc>
+      </w:tr>
+      <w:tr>
+        <w:tc>
+          <w:tcPr>
+            <w:tcBorders>
+              <w:top w:val="single" w:color="999999" w:sz="1"/>
+              <w:left w:val="single" w:color="999999" w:sz="1"/>
+              <w:bottom w:val="single" w:color="999999" w:sz="1"/>
+              <w:right w:val="single" w:color="999999" w:sz="1"/>
+            </w:tcBorders>
+          </w:tcPr>
+          <w:p>
+            <w:pPr>
+              <w:jc w:val="left"/>
+            </w:pPr>
+            <w:r>
+              <w:t xml:space="preserve">TEST Paracetamol 1782528445937</w:t>
+            </w:r>
+          </w:p>
+        </w:tc>
+        <w:tc>
+          <w:tcPr>
+            <w:tcBorders>
+              <w:top w:val="single" w:color="999999" w:sz="1"/>
+              <w:left w:val="single" w:color="999999" w:sz="1"/>
+              <w:bottom w:val="single" w:color="999999" w:sz="1"/>
+              <w:right w:val="single" w:color="999999" w:sz="1"/>
+            </w:tcBorders>
+          </w:tcPr>
+          <w:p>
+            <w:pPr>
+              <w:jc w:val="right"/>
+            </w:pPr>
+            <w:r>
+              <w:t xml:space="preserve">Not tracked</w:t>
+            </w:r>
+          </w:p>
+        </w:tc>
+        <w:tc>
+          <w:tcPr>
+            <w:tcBorders>
+              <w:top w:val="single" w:color="999999" w:sz="1"/>
+              <w:left w:val="single" w:color="999999" w:sz="1"/>
+              <w:bottom w:val="single" w:color="999999" w:sz="1"/>
+              <w:right w:val="single" w:color="999999" w:sz="1"/>
+            </w:tcBorders>
+          </w:tcPr>
+          <w:p>
+            <w:pPr>
+              <w:jc w:val="right"/>
+            </w:pPr>
+            <w:r>
+              <w:t xml:space="preserve">5 tablets (LOW)</w:t>
+            </w:r>
+          </w:p>
+        </w:tc>
+      </w:tr>
+    </w:tbl>
     <w:p>
       <w:pPr>
         <w:pStyle w:val="Heading2"/>
-      </w:pPr>
-      <w:r>
-        <w:t xml:space="preserve">Patient Registrations</w:t>
+        <w:spacing w:after="150" w:before="300"/>
+      </w:pPr>
+      <w:r>
+        <w:t xml:space="preserve">V. Health Programs and Activities</w:t>
       </w:r>
     </w:p>
     <w:p>
@@ -45,15 +799,16 @@
         <w:spacing w:after="200"/>
       </w:pPr>
       <w:r>
-        <w:t xml:space="preserve">During this period, 1 new patient was registered in the clinic system.</w:t>
+        <w:t xml:space="preserve">Not tracked by system - please complete manually.</w:t>
       </w:r>
     </w:p>
     <w:p>
       <w:pPr>
         <w:pStyle w:val="Heading2"/>
-      </w:pPr>
-      <w:r>
-        <w:t xml:space="preserve">Clinic Visits</w:t>
+        <w:spacing w:after="150" w:before="300"/>
+      </w:pPr>
+      <w:r>
+        <w:t xml:space="preserve">VI. Referrals</w:t>
       </w:r>
     </w:p>
     <w:p>
@@ -61,15 +816,16 @@
         <w:spacing w:after="200"/>
       </w:pPr>
       <w:r>
-        <w:t xml:space="preserve">The clinic recorded a total of 2 visits during this period. The most commonly reported complaints were: Headache and mild fever (2 cases).</w:t>
+        <w:t xml:space="preserve">Not tracked by system - please complete manually.</w:t>
       </w:r>
     </w:p>
     <w:p>
       <w:pPr>
         <w:pStyle w:val="Heading2"/>
-      </w:pPr>
-      <w:r>
-        <w:t xml:space="preserve">Medical History</w:t>
+        <w:spacing w:after="150" w:before="300"/>
+      </w:pPr>
+      <w:r>
+        <w:t xml:space="preserve">VII. Accidents and Emergencies</w:t>
       </w:r>
     </w:p>
     <w:p>
@@ -77,15 +833,94 @@
         <w:spacing w:after="200"/>
       </w:pPr>
       <w:r>
-        <w:t xml:space="preserve">2 new medical history entries were added by clinic staff during this period.</w:t>
+        <w:t xml:space="preserve">Not tracked by system - please complete manually.</w:t>
       </w:r>
     </w:p>
     <w:p>
       <w:pPr>
         <w:pStyle w:val="Heading2"/>
-      </w:pPr>
-      <w:r>
-        <w:t xml:space="preserve">Appointments</w:t>
+        <w:spacing w:after="150" w:before="300"/>
+      </w:pPr>
+      <w:r>
+        <w:t xml:space="preserve">VIII. Issues and Concerns</w:t>
+      </w:r>
+    </w:p>
+    <w:p>
+      <w:pPr>
+        <w:spacing w:after="100"/>
+      </w:pPr>
+      <w:r>
+        <w:rPr>
+          <w:b/>
+          <w:bCs/>
+        </w:rPr>
+        <w:t xml:space="preserve">Shortage of medicines: </w:t>
+      </w:r>
+      <w:r>
+        <w:t xml:space="preserve">TEST Paracetamol 1782528445937 (5 tablets remaining)</w:t>
+      </w:r>
+    </w:p>
+    <w:p>
+      <w:pPr>
+        <w:spacing w:after="100"/>
+      </w:pPr>
+      <w:r>
+        <w:rPr>
+          <w:b/>
+          <w:bCs/>
+        </w:rPr>
+        <w:t xml:space="preserve">Equipment needing repair/replacement: </w:t>
+      </w:r>
+      <w:r>
+        <w:t xml:space="preserve">____________________________</w:t>
+      </w:r>
+    </w:p>
+    <w:p>
+      <w:pPr>
+        <w:spacing w:after="100"/>
+      </w:pPr>
+      <w:r>
+        <w:rPr>
+          <w:b/>
+          <w:bCs/>
+        </w:rPr>
+        <w:t xml:space="preserve">Other concerns: </w:t>
+      </w:r>
+      <w:r>
+        <w:t xml:space="preserve">____________________________</w:t>
+      </w:r>
+    </w:p>
+    <w:p>
+      <w:pPr>
+        <w:pStyle w:val="Heading2"/>
+        <w:spacing w:after="150" w:before="300"/>
+      </w:pPr>
+      <w:r>
+        <w:t xml:space="preserve">IX. Recommendations</w:t>
+      </w:r>
+    </w:p>
+    <w:p>
+      <w:pPr>
+        <w:spacing w:after="50"/>
+      </w:pPr>
+      <w:r>
+        <w:t xml:space="preserve">1. Replenish clinic medicines and supplies.</w:t>
+      </w:r>
+    </w:p>
+    <w:p>
+      <w:pPr>
+        <w:spacing w:after="50"/>
+      </w:pPr>
+      <w:r>
+        <w:t xml:space="preserve">2. Continue health education and awareness activities.</w:t>
+      </w:r>
+    </w:p>
+    <w:p>
+      <w:pPr>
+        <w:spacing w:after="50"/>
+      </w:pPr>
+      <w:r>
+        <w:t xml:space="preserve">3. Encourage students to report illnesses early.</w:t>
       </w:r>
     </w:p>
     <w:p>
@@ -93,34 +928,129 @@
         <w:spacing w:after="200"/>
       </w:pPr>
       <w:r>
-        <w:t xml:space="preserve">A total of 1 appointment was booked during this period (1 pending).</w:t>
+        <w:t xml:space="preserve">4. Strengthen coordination with parents and local health authorities.</w:t>
       </w:r>
     </w:p>
     <w:p>
       <w:pPr>
         <w:pStyle w:val="Heading2"/>
-      </w:pPr>
-      <w:r>
-        <w:t xml:space="preserve">Medicine Inventory</w:t>
-      </w:r>
-    </w:p>
-    <w:p>
-      <w:pPr>
-        <w:spacing w:after="400"/>
-      </w:pPr>
-      <w:r>
-        <w:t xml:space="preserve">As of this report, the following item is running low and may require restocking: TEST Paracetamol 1782528445937 (5 tablets remaining). 1 new medicine was added to inventory during this period.</w:t>
-      </w:r>
-    </w:p>
-    <w:p>
+        <w:spacing w:after="150" w:before="300"/>
+      </w:pPr>
+      <w:r>
+        <w:t xml:space="preserve">X. Prepared By</w:t>
+      </w:r>
+    </w:p>
+    <w:p>
+      <w:pPr>
+        <w:spacing w:after="150"/>
+      </w:pPr>
+      <w:r>
+        <w:rPr>
+          <w:b/>
+          <w:bCs/>
+        </w:rPr>
+        <w:t xml:space="preserve">Prepared by:</w:t>
+      </w:r>
+    </w:p>
+    <w:p>
+      <w:pPr>
+        <w:spacing w:after="100"/>
+      </w:pPr>
+      <w:r>
+        <w:rPr>
+          <w:b/>
+          <w:bCs/>
+        </w:rPr>
+        <w:t xml:space="preserve">Name: </w:t>
+      </w:r>
+      <w:r>
+        <w:t xml:space="preserve">____________________________</w:t>
+      </w:r>
+    </w:p>
+    <w:p>
+      <w:pPr>
+        <w:spacing w:after="100"/>
+      </w:pPr>
+      <w:r>
+        <w:rPr>
+          <w:b/>
+          <w:bCs/>
+        </w:rPr>
+        <w:t xml:space="preserve">Position: </w:t>
+      </w:r>
+      <w:r>
+        <w:t xml:space="preserve">____________________________</w:t>
+      </w:r>
+    </w:p>
+    <w:p>
+      <w:pPr>
+        <w:spacing w:after="100"/>
+      </w:pPr>
+      <w:r>
+        <w:rPr>
+          <w:b/>
+          <w:bCs/>
+        </w:rPr>
+        <w:t xml:space="preserve">Signature: </w:t>
+      </w:r>
+      <w:r>
+        <w:t xml:space="preserve">____________________________</w:t>
+      </w:r>
+    </w:p>
+    <w:p>
+      <w:pPr>
+        <w:spacing w:after="150" w:before="200"/>
+      </w:pPr>
+      <w:r>
+        <w:rPr>
+          <w:b/>
+          <w:bCs/>
+        </w:rPr>
+        <w:t xml:space="preserve">Noted by:</w:t>
+      </w:r>
+    </w:p>
+    <w:p>
+      <w:pPr>
+        <w:spacing w:after="100"/>
+      </w:pPr>
+      <w:r>
+        <w:rPr>
+          <w:b/>
+          <w:bCs/>
+        </w:rPr>
+        <w:t xml:space="preserve">School Principal: </w:t>
+      </w:r>
+      <w:r>
+        <w:t xml:space="preserve">____________________________</w:t>
+      </w:r>
+    </w:p>
+    <w:p>
+      <w:pPr>
+        <w:spacing w:after="100"/>
+      </w:pPr>
+      <w:r>
+        <w:rPr>
+          <w:b/>
+          <w:bCs/>
+        </w:rPr>
+        <w:t xml:space="preserve">Signature: </w:t>
+      </w:r>
+      <w:r>
+        <w:t xml:space="preserve">____________________________</w:t>
+      </w:r>
+    </w:p>
+    <w:p>
+      <w:pPr>
+        <w:spacing w:before="300"/>
+      </w:pPr>
       <w:r>
         <w:rPr>
           <w:i/>
           <w:iCs/>
-          <w:sz w:val="20"/>
-          <w:szCs w:val="20"/>
-        </w:rPr>
-        <w:t xml:space="preserve">This report was generated automatically from clinic system records and reflects data recorded as of June 29, 2026.</w:t>
+          <w:sz w:val="18"/>
+          <w:szCs w:val="18"/>
+        </w:rPr>
+        <w:t xml:space="preserve">This report was generated automatically from clinic system records as of June 29, 2026. Sections marked "Not tracked by system - please complete manually." require manual completion.</w:t>
       </w:r>
     </w:p>
     <w:sectPr>
